--- a/tillsyn/A 25882-2025 tillsynsbegäran.docx
+++ b/tillsyn/A 25882-2025 tillsynsbegäran.docx
@@ -265,7 +265,7 @@
     <w:r>
       <w:tab/>
       <w:tab/>
-      <w:t>2026-06-18</w:t>
+      <w:t>2026-06-19</w:t>
       <w:br/>
       <w:br/>
     </w:r>

--- a/tillsyn/A 25882-2025 tillsynsbegäran.docx
+++ b/tillsyn/A 25882-2025 tillsynsbegäran.docx
@@ -265,7 +265,7 @@
     <w:r>
       <w:tab/>
       <w:tab/>
-      <w:t>2026-06-19</w:t>
+      <w:t>2026-06-20</w:t>
       <w:br/>
       <w:br/>
     </w:r>

--- a/tillsyn/A 25882-2025 tillsynsbegäran.docx
+++ b/tillsyn/A 25882-2025 tillsynsbegäran.docx
@@ -12,10 +12,7 @@
     </w:p>
     <w:p>
       <w:r>
-        <w:t>Detta dokument behandlar höga naturvärden i avverkningsanmälan A 25882-2025 i Avesta kommun som inkom 2025-05-27 och omfattar 0,6 ha.</w:t>
-      </w:r>
-      <w:r>
-        <w:t xml:space="preserve"> I Figur 1 visas fyndplatser för naturvårdsarter i området, som finns registrerade på Artportalen.</w:t>
+        <w:t>Denna tillsynsbegäran behandlar höga naturvärden i avverkningsanmälan A 25882-2025 i Avesta kommun som inkom 2025-05-27 och omfattar 0,6 ha.</w:t>
       </w:r>
     </w:p>
     <w:p>
@@ -63,7 +60,20 @@
         <w:spacing w:after="240"/>
       </w:pPr>
       <w:r>
-        <w:t>Figur 1. Fyndplatser för naturvårdsarter i avverkningsanmälan (röd linje). Inom parentes anges rödlistekategorier, S för signalarter, Tför typiska arter och fridlysningsparagrafer i artskyddsförordningen.Markörer utan svart kant är placerade på fyndplatsen. Markörer med svart kant är placerade vid sidan av fyndplatsen och har ett svart streck som visar fyndplatsens exakta position. Kartans mittpunktskoordinat är N 6674182, E 568556 i SWEREF 99 TM.</w:t>
+        <w:t>Figur 1. Fyndplatser för naturvårdsarter i avverkningsanmälan. Markörer utan svart kant är placerade på fyndplatsen. Markörer med svart kant är placerade vid sidan av fyndplatsen har ett svart streck som visar fyndplatsens exakta position. Kartans mittpunktskoordinat är N 6674182, E 568556 i SWEREF 99 TM.</w:t>
+      </w:r>
+    </w:p>
+    <w:p>
+      <w:r>
+        <w:t>I avverkningsanmälan finns fynd av 1 naturvårdsarter, varav 1 är fridlyst: fiskgjuse (§4). Se Figur 1.</w:t>
+      </w:r>
+    </w:p>
+    <w:p>
+      <w:pPr>
+        <w:pStyle w:val="Heading1"/>
+      </w:pPr>
+      <w:r>
+        <w:t>Tillsynsbegäran</w:t>
       </w:r>
     </w:p>
     <w:p>
@@ -77,53 +87,16 @@
       </w:r>
     </w:p>
     <w:p>
-      <w:r>
-        <w:t>Nedan beskrivs fynd av naturvårdsarter och fridlysta arter som gjorts i det avverkningsanmälda området.</w:t>
-      </w:r>
-    </w:p>
-    <w:p>
       <w:pPr>
         <w:pStyle w:val="Heading1"/>
       </w:pPr>
       <w:r>
-        <w:t>Naturvårdsarter</w:t>
+        <w:t>Naturvårdsarter och fridlysta arter</w:t>
       </w:r>
     </w:p>
     <w:p>
       <w:r>
-        <w:t>I avverkningsanmälan har följande 1 naturvårdsarter hittats: fiskgjuse (§4). För fridlysta arter anges även paragrafen i Artskyddsförordningen som arten är fridlyst enligt.</w:t>
-      </w:r>
-    </w:p>
-    <w:p>
-      <w:r>
-        <w:t>De påträffade naturvårdsarterna är ett tydligt kvitto på att det rör sig om en skog med höga naturvärden.</w:t>
-      </w:r>
-    </w:p>
-    <w:p>
-      <w:pPr>
-        <w:pStyle w:val="Heading2"/>
-      </w:pPr>
-      <w:r>
-        <w:t>Fridlysta arter</w:t>
-      </w:r>
-    </w:p>
-    <w:p>
-      <w:r>
-        <w:t>Följande fridlysta arter har sina livsmiljöer och växtplatser i den avverkningsanmälda skogen: fiskgjuse (§4).</w:t>
-      </w:r>
-    </w:p>
-    <w:p>
-      <w:r>
-        <w:t xml:space="preserve">Observera att medlemsländerna är skyldiga att agera i enlighet med EU:s fågeldirektiv där det uttryckligen står att direktivet gäller för fåglar samt för deras ägg, bon och </w:t>
-      </w:r>
-      <w:r>
-        <w:rPr>
-          <w:b/>
-        </w:rPr>
-        <w:t xml:space="preserve">livsmiljöer </w:t>
-      </w:r>
-      <w:r>
-        <w:t>(artikel 1). Vidare att de åtgärder som vidtas inte får leda till en försämring av den nuvarande situationen beträffande bevarandet av de fågelarter som avses i artikel 1 (artikel 13). Fågeldirektivet är styrande för tillsynsansvariga myndigheters ärendehantering, ställningstaganden och beslutsfattande.</w:t>
+        <w:t>Nedan följer beskrivningar av de naturvårdsarter och fridlysta arter som har sina livsmiljöer och växtplatser i den avverkningsanmälda skogen. De påträffade naturvårdsarterna är ett tydligt kvitto på att det rör sig om en skog med höga naturvärden.</w:t>
       </w:r>
     </w:p>
     <w:p>
@@ -135,6 +108,28 @@
       </w:r>
       <w:r>
         <w:t xml:space="preserve"> är fridlyst enligt 4§ artskyddsförordningen och upptagen i bilaga 1 EU:s fågeldirektiv. Den bygger vanligen sitt stora risbo i toppen av en plattkronad, kraftig tall (&gt;90%) med utsikt över omgivningen. Skogsavverkningar utan hänsyn till bevarandet av fiskgjusens boträd och häckningsbiotop utgör en fara genom att tillgången på lämpliga träd minskar. Lämna en skyddszon kring boplatser vid avverkning eller gallring. Boträdets placering styr behovet av skyddszon vilket måste bedömas från fall till fall, men skyddszonen bör vara tillräckligt bred för att behålla skydd mot insyn, erbjuda lämpliga sittplatser och förhindra att boträdet blåser ner. Avstå från skogsbruksåtgärder i hänsynskrävande miljöer, som på uddar eller öar med äldre skog eller hällmarkstallskog där det häckar fiskgjuse. Gör naturvårdsavsättningar i äldre skog i lämpliga områden för fiskgjuse, t.ex. på uddar och i hällmarksområden (SLU Artdatabanken, 2024; Skogsstyrelsen, 2016).</w:t>
+      </w:r>
+    </w:p>
+    <w:p>
+      <w:pPr>
+        <w:pStyle w:val="Heading1"/>
+      </w:pPr>
+      <w:r>
+        <w:t>EU:s fågeldirektiv</w:t>
+      </w:r>
+    </w:p>
+    <w:p>
+      <w:r>
+        <w:t xml:space="preserve">Europeiska unionens medlemsländer är skyldiga att agera i enlighet med EU:s fågeldirektiv där det uttryckligen står att direktivet gäller för fåglar samt för deras ägg, bon och </w:t>
+      </w:r>
+      <w:r>
+        <w:rPr>
+          <w:b/>
+        </w:rPr>
+        <w:t xml:space="preserve">livsmiljöer </w:t>
+      </w:r>
+      <w:r>
+        <w:t>(artikel 1). Vidare att de åtgärder som vidtas inte får leda till en försämring av den nuvarande situationen beträffande bevarandet av de fågelarter som avses i artikel 1 (artikel 13). Fågeldirektivet är styrande för tillsynsansvariga myndigheters ärendehantering, ställningstaganden och beslutsfattande.</w:t>
       </w:r>
     </w:p>
     <w:sectPr>
@@ -265,7 +260,7 @@
     <w:r>
       <w:tab/>
       <w:tab/>
-      <w:t>2026-06-20</w:t>
+      <w:t>2026-06-21</w:t>
       <w:br/>
       <w:br/>
     </w:r>

--- a/tillsyn/A 25882-2025 tillsynsbegäran.docx
+++ b/tillsyn/A 25882-2025 tillsynsbegäran.docx
@@ -260,7 +260,7 @@
     <w:r>
       <w:tab/>
       <w:tab/>
-      <w:t>2026-06-21</w:t>
+      <w:t>2026-06-22</w:t>
       <w:br/>
       <w:br/>
     </w:r>

--- a/tillsyn/A 25882-2025 tillsynsbegäran.docx
+++ b/tillsyn/A 25882-2025 tillsynsbegäran.docx
@@ -260,7 +260,7 @@
     <w:r>
       <w:tab/>
       <w:tab/>
-      <w:t>2026-06-22</w:t>
+      <w:t>2026-06-23</w:t>
       <w:br/>
       <w:br/>
     </w:r>

--- a/tillsyn/A 25882-2025 tillsynsbegäran.docx
+++ b/tillsyn/A 25882-2025 tillsynsbegäran.docx
@@ -260,7 +260,7 @@
     <w:r>
       <w:tab/>
       <w:tab/>
-      <w:t>2026-06-23</w:t>
+      <w:t>2026-06-24</w:t>
       <w:br/>
       <w:br/>
     </w:r>

--- a/tillsyn/A 25882-2025 tillsynsbegäran.docx
+++ b/tillsyn/A 25882-2025 tillsynsbegäran.docx
@@ -260,7 +260,7 @@
     <w:r>
       <w:tab/>
       <w:tab/>
-      <w:t>2026-06-24</w:t>
+      <w:t>2026-06-25</w:t>
       <w:br/>
       <w:br/>
     </w:r>

--- a/tillsyn/A 25882-2025 tillsynsbegäran.docx
+++ b/tillsyn/A 25882-2025 tillsynsbegäran.docx
@@ -260,7 +260,7 @@
     <w:r>
       <w:tab/>
       <w:tab/>
-      <w:t>2026-06-25</w:t>
+      <w:t>2026-06-26</w:t>
       <w:br/>
       <w:br/>
     </w:r>

--- a/tillsyn/A 25882-2025 tillsynsbegäran.docx
+++ b/tillsyn/A 25882-2025 tillsynsbegäran.docx
@@ -260,7 +260,7 @@
     <w:r>
       <w:tab/>
       <w:tab/>
-      <w:t>2026-06-26</w:t>
+      <w:t>2026-06-27</w:t>
       <w:br/>
       <w:br/>
     </w:r>

--- a/tillsyn/A 25882-2025 tillsynsbegäran.docx
+++ b/tillsyn/A 25882-2025 tillsynsbegäran.docx
@@ -260,7 +260,7 @@
     <w:r>
       <w:tab/>
       <w:tab/>
-      <w:t>2026-06-27</w:t>
+      <w:t>2026-06-28</w:t>
       <w:br/>
       <w:br/>
     </w:r>

--- a/tillsyn/A 25882-2025 tillsynsbegäran.docx
+++ b/tillsyn/A 25882-2025 tillsynsbegäran.docx
@@ -260,7 +260,7 @@
     <w:r>
       <w:tab/>
       <w:tab/>
-      <w:t>2026-06-28</w:t>
+      <w:t>2026-06-29</w:t>
       <w:br/>
       <w:br/>
     </w:r>

--- a/tillsyn/A 25882-2025 tillsynsbegäran.docx
+++ b/tillsyn/A 25882-2025 tillsynsbegäran.docx
@@ -260,7 +260,7 @@
     <w:r>
       <w:tab/>
       <w:tab/>
-      <w:t>2026-06-29</w:t>
+      <w:t>2026-06-30</w:t>
       <w:br/>
       <w:br/>
     </w:r>

--- a/tillsyn/A 25882-2025 tillsynsbegäran.docx
+++ b/tillsyn/A 25882-2025 tillsynsbegäran.docx
@@ -260,7 +260,7 @@
     <w:r>
       <w:tab/>
       <w:tab/>
-      <w:t>2026-06-30</w:t>
+      <w:t>2026-07-01</w:t>
       <w:br/>
       <w:br/>
     </w:r>

--- a/tillsyn/A 25882-2025 tillsynsbegäran.docx
+++ b/tillsyn/A 25882-2025 tillsynsbegäran.docx
@@ -260,7 +260,7 @@
     <w:r>
       <w:tab/>
       <w:tab/>
-      <w:t>2026-07-01</w:t>
+      <w:t>2026-07-02</w:t>
       <w:br/>
       <w:br/>
     </w:r>

--- a/tillsyn/A 25882-2025 tillsynsbegäran.docx
+++ b/tillsyn/A 25882-2025 tillsynsbegäran.docx
@@ -260,7 +260,7 @@
     <w:r>
       <w:tab/>
       <w:tab/>
-      <w:t>2026-07-13</w:t>
+      <w:t>2026-07-14</w:t>
       <w:br/>
       <w:br/>
     </w:r>

--- a/tillsyn/A 25882-2025 tillsynsbegäran.docx
+++ b/tillsyn/A 25882-2025 tillsynsbegäran.docx
@@ -260,7 +260,7 @@
     <w:r>
       <w:tab/>
       <w:tab/>
-      <w:t>2026-07-14</w:t>
+      <w:t>2026-07-15</w:t>
       <w:br/>
       <w:br/>
     </w:r>

--- a/tillsyn/A 25882-2025 tillsynsbegäran.docx
+++ b/tillsyn/A 25882-2025 tillsynsbegäran.docx
@@ -260,7 +260,7 @@
     <w:r>
       <w:tab/>
       <w:tab/>
-      <w:t>2026-07-15</w:t>
+      <w:t>2026-07-16</w:t>
       <w:br/>
       <w:br/>
     </w:r>

--- a/tillsyn/A 25882-2025 tillsynsbegäran.docx
+++ b/tillsyn/A 25882-2025 tillsynsbegäran.docx
@@ -260,7 +260,7 @@
     <w:r>
       <w:tab/>
       <w:tab/>
-      <w:t>2026-07-16</w:t>
+      <w:t>2026-07-17</w:t>
       <w:br/>
       <w:br/>
     </w:r>

--- a/tillsyn/A 25882-2025 tillsynsbegäran.docx
+++ b/tillsyn/A 25882-2025 tillsynsbegäran.docx
@@ -260,7 +260,7 @@
     <w:r>
       <w:tab/>
       <w:tab/>
-      <w:t>2026-07-17</w:t>
+      <w:t>2026-07-18</w:t>
       <w:br/>
       <w:br/>
     </w:r>

--- a/tillsyn/A 25882-2025 tillsynsbegäran.docx
+++ b/tillsyn/A 25882-2025 tillsynsbegäran.docx
@@ -260,7 +260,7 @@
     <w:r>
       <w:tab/>
       <w:tab/>
-      <w:t>2026-07-18</w:t>
+      <w:t>2026-07-19</w:t>
       <w:br/>
       <w:br/>
     </w:r>

--- a/tillsyn/A 25882-2025 tillsynsbegäran.docx
+++ b/tillsyn/A 25882-2025 tillsynsbegäran.docx
@@ -260,7 +260,7 @@
     <w:r>
       <w:tab/>
       <w:tab/>
-      <w:t>2026-07-19</w:t>
+      <w:t>2026-07-20</w:t>
       <w:br/>
       <w:br/>
     </w:r>

--- a/tillsyn/A 25882-2025 tillsynsbegäran.docx
+++ b/tillsyn/A 25882-2025 tillsynsbegäran.docx
@@ -260,7 +260,7 @@
     <w:r>
       <w:tab/>
       <w:tab/>
-      <w:t>2026-07-20</w:t>
+      <w:t>2026-07-21</w:t>
       <w:br/>
       <w:br/>
     </w:r>

--- a/tillsyn/A 25882-2025 tillsynsbegäran.docx
+++ b/tillsyn/A 25882-2025 tillsynsbegäran.docx
@@ -260,7 +260,7 @@
     <w:r>
       <w:tab/>
       <w:tab/>
-      <w:t>2026-07-21</w:t>
+      <w:t>2026-07-22</w:t>
       <w:br/>
       <w:br/>
     </w:r>

--- a/tillsyn/A 25882-2025 tillsynsbegäran.docx
+++ b/tillsyn/A 25882-2025 tillsynsbegäran.docx
@@ -260,7 +260,7 @@
     <w:r>
       <w:tab/>
       <w:tab/>
-      <w:t>2026-07-22</w:t>
+      <w:t>2026-07-23</w:t>
       <w:br/>
       <w:br/>
     </w:r>

--- a/tillsyn/A 25882-2025 tillsynsbegäran.docx
+++ b/tillsyn/A 25882-2025 tillsynsbegäran.docx
@@ -260,7 +260,7 @@
     <w:r>
       <w:tab/>
       <w:tab/>
-      <w:t>2026-07-23</w:t>
+      <w:t>2026-07-24</w:t>
       <w:br/>
       <w:br/>
     </w:r>

--- a/tillsyn/A 25882-2025 tillsynsbegäran.docx
+++ b/tillsyn/A 25882-2025 tillsynsbegäran.docx
@@ -260,7 +260,7 @@
     <w:r>
       <w:tab/>
       <w:tab/>
-      <w:t>2026-07-24</w:t>
+      <w:t>2026-07-25</w:t>
       <w:br/>
       <w:br/>
     </w:r>

--- a/tillsyn/A 25882-2025 tillsynsbegäran.docx
+++ b/tillsyn/A 25882-2025 tillsynsbegäran.docx
@@ -260,7 +260,7 @@
     <w:r>
       <w:tab/>
       <w:tab/>
-      <w:t>2026-07-25</w:t>
+      <w:t>2026-07-26</w:t>
       <w:br/>
       <w:br/>
     </w:r>

--- a/tillsyn/A 25882-2025 tillsynsbegäran.docx
+++ b/tillsyn/A 25882-2025 tillsynsbegäran.docx
@@ -260,7 +260,7 @@
     <w:r>
       <w:tab/>
       <w:tab/>
-      <w:t>2026-07-26</w:t>
+      <w:t>2026-07-27</w:t>
       <w:br/>
       <w:br/>
     </w:r>

--- a/tillsyn/A 25882-2025 tillsynsbegäran.docx
+++ b/tillsyn/A 25882-2025 tillsynsbegäran.docx
@@ -260,7 +260,7 @@
     <w:r>
       <w:tab/>
       <w:tab/>
-      <w:t>2026-07-27</w:t>
+      <w:t>2026-07-28</w:t>
       <w:br/>
       <w:br/>
     </w:r>

--- a/tillsyn/A 25882-2025 tillsynsbegäran.docx
+++ b/tillsyn/A 25882-2025 tillsynsbegäran.docx
@@ -260,7 +260,7 @@
     <w:r>
       <w:tab/>
       <w:tab/>
-      <w:t>2026-07-28</w:t>
+      <w:t>2026-07-29</w:t>
       <w:br/>
       <w:br/>
     </w:r>

--- a/tillsyn/A 25882-2025 tillsynsbegäran.docx
+++ b/tillsyn/A 25882-2025 tillsynsbegäran.docx
@@ -260,7 +260,7 @@
     <w:r>
       <w:tab/>
       <w:tab/>
-      <w:t>2026-07-29</w:t>
+      <w:t>2026-07-30</w:t>
       <w:br/>
       <w:br/>
     </w:r>

--- a/tillsyn/A 25882-2025 tillsynsbegäran.docx
+++ b/tillsyn/A 25882-2025 tillsynsbegäran.docx
@@ -260,7 +260,7 @@
     <w:r>
       <w:tab/>
       <w:tab/>
-      <w:t>2026-07-30</w:t>
+      <w:t>2026-07-31</w:t>
       <w:br/>
       <w:br/>
     </w:r>

--- a/tillsyn/A 25882-2025 tillsynsbegäran.docx
+++ b/tillsyn/A 25882-2025 tillsynsbegäran.docx
@@ -260,7 +260,7 @@
     <w:r>
       <w:tab/>
       <w:tab/>
-      <w:t>2026-07-31</w:t>
+      <w:t>2026-08-01</w:t>
       <w:br/>
       <w:br/>
     </w:r>

--- a/tillsyn/A 25882-2025 tillsynsbegäran.docx
+++ b/tillsyn/A 25882-2025 tillsynsbegäran.docx
@@ -260,7 +260,7 @@
     <w:r>
       <w:tab/>
       <w:tab/>
-      <w:t>2026-08-01</w:t>
+      <w:t>2026-08-02</w:t>
       <w:br/>
       <w:br/>
     </w:r>

--- a/tillsyn/A 25882-2025 tillsynsbegäran.docx
+++ b/tillsyn/A 25882-2025 tillsynsbegäran.docx
@@ -260,7 +260,7 @@
     <w:r>
       <w:tab/>
       <w:tab/>
-      <w:t>2026-08-02</w:t>
+      <w:t>2026-08-03</w:t>
       <w:br/>
       <w:br/>
     </w:r>

--- a/tillsyn/A 25882-2025 tillsynsbegäran.docx
+++ b/tillsyn/A 25882-2025 tillsynsbegäran.docx
@@ -260,7 +260,7 @@
     <w:r>
       <w:tab/>
       <w:tab/>
-      <w:t>2026-08-03</w:t>
+      <w:t>2026-08-04</w:t>
       <w:br/>
       <w:br/>
     </w:r>

--- a/tillsyn/A 25882-2025 tillsynsbegäran.docx
+++ b/tillsyn/A 25882-2025 tillsynsbegäran.docx
@@ -260,7 +260,7 @@
     <w:r>
       <w:tab/>
       <w:tab/>
-      <w:t>2026-08-04</w:t>
+      <w:t>2026-08-05</w:t>
       <w:br/>
       <w:br/>
     </w:r>

--- a/tillsyn/A 25882-2025 tillsynsbegäran.docx
+++ b/tillsyn/A 25882-2025 tillsynsbegäran.docx
@@ -260,7 +260,7 @@
     <w:r>
       <w:tab/>
       <w:tab/>
-      <w:t>2026-08-05</w:t>
+      <w:t>2026-08-07</w:t>
       <w:br/>
       <w:br/>
     </w:r>

--- a/tillsyn/A 25882-2025 tillsynsbegäran.docx
+++ b/tillsyn/A 25882-2025 tillsynsbegäran.docx
@@ -260,7 +260,7 @@
     <w:r>
       <w:tab/>
       <w:tab/>
-      <w:t>2026-08-07</w:t>
+      <w:t>2026-08-08</w:t>
       <w:br/>
       <w:br/>
     </w:r>

--- a/tillsyn/A 25882-2025 tillsynsbegäran.docx
+++ b/tillsyn/A 25882-2025 tillsynsbegäran.docx
@@ -60,7 +60,7 @@
         <w:spacing w:after="240"/>
       </w:pPr>
       <w:r>
-        <w:t>Figur 1. Fyndplatser för naturvårdsarter i avverkningsanmälan. Markörer utan svart kant är placerade på fyndplatsen. Markörer med svart kant är placerade vid sidan av fyndplatsen har ett svart streck som visar fyndplatsens exakta position. Kartans mittpunktskoordinat är N 6674182, E 568556 i SWEREF 99 TM.</w:t>
+        <w:t>Figur 1. Fyndplatser för naturvårdsarter i avverkningsanmälan. Markörer utan svart kant är placerade på fyndplatsen. Markörer med svart kant är placerade vid sidan av fyndplatsen och har ett svart streck som visar fyndplatsens exakta position. Kartans mittpunktskoordinat är N 6674182, E 568556 i SWEREF 99 TM.</w:t>
       </w:r>
     </w:p>
     <w:p>
@@ -260,7 +260,7 @@
     <w:r>
       <w:tab/>
       <w:tab/>
-      <w:t>2026-08-14</w:t>
+      <w:t>2026-08-15</w:t>
       <w:br/>
       <w:br/>
     </w:r>

--- a/tillsyn/A 25882-2025 tillsynsbegäran.docx
+++ b/tillsyn/A 25882-2025 tillsynsbegäran.docx
@@ -260,7 +260,7 @@
     <w:r>
       <w:tab/>
       <w:tab/>
-      <w:t>2026-08-15</w:t>
+      <w:t>2026-08-16</w:t>
       <w:br/>
       <w:br/>
     </w:r>

--- a/tillsyn/A 25882-2025 tillsynsbegäran.docx
+++ b/tillsyn/A 25882-2025 tillsynsbegäran.docx
@@ -260,7 +260,7 @@
     <w:r>
       <w:tab/>
       <w:tab/>
-      <w:t>2026-08-16</w:t>
+      <w:t>2026-08-17</w:t>
       <w:br/>
       <w:br/>
     </w:r>

--- a/tillsyn/A 25882-2025 tillsynsbegäran.docx
+++ b/tillsyn/A 25882-2025 tillsynsbegäran.docx
@@ -260,7 +260,7 @@
     <w:r>
       <w:tab/>
       <w:tab/>
-      <w:t>2026-08-17</w:t>
+      <w:t>2026-08-18</w:t>
       <w:br/>
       <w:br/>
     </w:r>

--- a/tillsyn/A 25882-2025 tillsynsbegäran.docx
+++ b/tillsyn/A 25882-2025 tillsynsbegäran.docx
@@ -260,7 +260,7 @@
     <w:r>
       <w:tab/>
       <w:tab/>
-      <w:t>2026-08-18</w:t>
+      <w:t>2026-08-19</w:t>
       <w:br/>
       <w:br/>
     </w:r>

--- a/tillsyn/A 25882-2025 tillsynsbegäran.docx
+++ b/tillsyn/A 25882-2025 tillsynsbegäran.docx
@@ -260,7 +260,7 @@
     <w:r>
       <w:tab/>
       <w:tab/>
-      <w:t>2026-08-19</w:t>
+      <w:t>2026-08-20</w:t>
       <w:br/>
       <w:br/>
     </w:r>

--- a/tillsyn/A 25882-2025 tillsynsbegäran.docx
+++ b/tillsyn/A 25882-2025 tillsynsbegäran.docx
@@ -260,7 +260,7 @@
     <w:r>
       <w:tab/>
       <w:tab/>
-      <w:t>2026-08-20</w:t>
+      <w:t>2026-08-21</w:t>
       <w:br/>
       <w:br/>
     </w:r>

--- a/tillsyn/A 25882-2025 tillsynsbegäran.docx
+++ b/tillsyn/A 25882-2025 tillsynsbegäran.docx
@@ -260,7 +260,7 @@
     <w:r>
       <w:tab/>
       <w:tab/>
-      <w:t>2026-08-21</w:t>
+      <w:t>2026-08-22</w:t>
       <w:br/>
       <w:br/>
     </w:r>
